--- a/mtre_binder_design/MtrE_binder_design_plan.docx
+++ b/mtre_binder_design/MtrE_binder_design_plan.docx
@@ -1787,19 +1787,31 @@
           <w:sz w:val="21"/>
           <w:szCs w:val="21"/>
         </w:rPr>
-        <w:t xml:space="preserve">Ready now, in the repository: the target preparation script with its self-checks, three trimmed target structures (42, 90 and 147 residues), BindCraft target and filter configs for all three campaigns, RFdiffusion and RFpeptides run scripts, the geometry filter, and a protocol document recording the measured ground truth.</w:t>
-      </w:r>
-    </w:p>
-    <w:p>
-      <w:pPr>
-        <w:spacing w:after="140" w:line="276"/>
-      </w:pPr>
-      <w:r>
-        <w:rPr>
-          <w:sz w:val="21"/>
-          <w:szCs w:val="21"/>
-        </w:rPr>
-        <w:t xml:space="preserve">Needed: GPU time. BindCraft and RFdiffusion both require CUDA and cannot run on CPU. The authors recommend 32 GB of GPU memory for large targets; our trimmed targets sit comfortably below that. Spartan would do, as would a short cloud-GPU rental for a first pass.</w:t>
+        <w:t xml:space="preserve">Ready now, in the repository: the target preparation script with its self-checks, three trimmed target structures (42, 93 and 180 residues), BindCraft target and filter configs for all three campaigns, RFdiffusion and macrocycle run scripts, the geometry filter, a local installation guide, and a protocol document recording the measured ground truth.</w:t>
+      </w:r>
+    </w:p>
+    <w:p>
+      <w:pPr>
+        <w:spacing w:after="140" w:line="276"/>
+      </w:pPr>
+      <w:r>
+        <w:rPr>
+          <w:sz w:val="21"/>
+          <w:szCs w:val="21"/>
+        </w:rPr>
+        <w:t xml:space="preserve">Needed: GPU time. Both tools require CUDA and have no CPU path. The authors recommend 32 GB of GPU memory for large targets; because our targets are trimmed to 42–180 residues, a 16 GB card is enough, which widens the options considerably.</w:t>
+      </w:r>
+    </w:p>
+    <w:p>
+      <w:pPr>
+        <w:spacing w:after="140" w:line="276"/>
+      </w:pPr>
+      <w:r>
+        <w:rPr>
+          <w:sz w:val="21"/>
+          <w:szCs w:val="21"/>
+        </w:rPr>
+        <w:t xml:space="preserve">A free tier is enough to prove the pipeline end to end — Kaggle Notebooks give 30 GPU hours a week on a 16 GB P100, in 12-hour sessions, which covers the smoke test, the macrocycle arm and a slow accumulation of crown designs. It is not enough for a full campaign: BindCraft needs several hundred trajectories per target. For that we need either a group GPU workstation or an HPC allocation. Worth noting that both tools are CUDA-only, so an NVIDIA-based facility is required; AMD-based GPU partitions would need a porting effort well beyond this project.</w:t>
       </w:r>
     </w:p>
     <w:p>
@@ -1941,7 +1953,7 @@
         </w:rPr>
         <w:t xml:space="preserve">bioRxiv 2026.06.19.733483. </w:t>
       </w:r>
-      <w:hyperlink w:history="1" r:id="rIdiwtkktd_-yjv4plldzpmg">
+      <w:hyperlink w:history="1" r:id="rIdpphwytciahfodcmpuv4fy">
         <w:r>
           <w:rPr>
             <w:rStyle w:val="Hyperlink"/>
@@ -1979,7 +1991,7 @@
         </w:rPr>
         <w:t xml:space="preserve">Nature, 2025. </w:t>
       </w:r>
-      <w:hyperlink w:history="1" r:id="rIdjk9cq7eggb3lvqsx8yfal">
+      <w:hyperlink w:history="1" r:id="rIdmoa3p3kpmulqnvteyhrbf">
         <w:r>
           <w:rPr>
             <w:rStyle w:val="Hyperlink"/>
@@ -2017,7 +2029,7 @@
         </w:rPr>
         <w:t xml:space="preserve">Nature Chemical Biology, 2025. </w:t>
       </w:r>
-      <w:hyperlink w:history="1" r:id="rIdwm0yatsecatexdb0kwn-b">
+      <w:hyperlink w:history="1" r:id="rIdmflw0ocznzpvpgtrjaxp7">
         <w:r>
           <w:rPr>
             <w:rStyle w:val="Hyperlink"/>
@@ -2055,7 +2067,7 @@
         </w:rPr>
         <w:t xml:space="preserve">PLOS ONE, 2014 (PDB 4MT0). </w:t>
       </w:r>
-      <w:hyperlink w:history="1" r:id="rIdinqxfzdwkrrxwnnsun6rd">
+      <w:hyperlink w:history="1" r:id="rIdgrrryrqhtbykuyl5gdgv-">
         <w:r>
           <w:rPr>
             <w:rStyle w:val="Hyperlink"/>
@@ -2093,7 +2105,7 @@
         </w:rPr>
         <w:t xml:space="preserve">Nature Communications, 2021. </w:t>
       </w:r>
-      <w:hyperlink w:history="1" r:id="rIdidz2ymdqlu16_rqr-q6tf">
+      <w:hyperlink w:history="1" r:id="rIdqqdgpigikra3mspum81br">
         <w:r>
           <w:rPr>
             <w:rStyle w:val="Hyperlink"/>
@@ -2131,7 +2143,7 @@
         </w:rPr>
         <w:t xml:space="preserve">eLife, 2022 (PDB 6WXI). </w:t>
       </w:r>
-      <w:hyperlink w:history="1" r:id="rId1zl1tp9bhp8feg3mz4mkr">
+      <w:hyperlink w:history="1" r:id="rIdadvcbvf-vkvy6ul2pzuii">
         <w:r>
           <w:rPr>
             <w:rStyle w:val="Hyperlink"/>
@@ -2169,7 +2181,7 @@
         </w:rPr>
         <w:t xml:space="preserve">Antimicrob Agents Chemother, 2022. </w:t>
       </w:r>
-      <w:hyperlink w:history="1" r:id="rIdnfpo5g_uny42uzaiog4og">
+      <w:hyperlink w:history="1" r:id="rIdfap43mwjivl-xcimi8og0">
         <w:r>
           <w:rPr>
             <w:rStyle w:val="Hyperlink"/>
@@ -2207,7 +2219,7 @@
         </w:rPr>
         <w:t xml:space="preserve">Journal of Infection, 2018. </w:t>
       </w:r>
-      <w:hyperlink w:history="1" r:id="rIdjjoprnslzbcf74fz-ki8t">
+      <w:hyperlink w:history="1" r:id="rIdjuessvbex_ii9simwrvew">
         <w:r>
           <w:rPr>
             <w:rStyle w:val="Hyperlink"/>
@@ -2238,7 +2250,7 @@
         </w:rPr>
         <w:t xml:space="preserve">npj Vaccines, 2026. </w:t>
       </w:r>
-      <w:hyperlink w:history="1" r:id="rIddge7da8m0fliccoovgue9">
+      <w:hyperlink w:history="1" r:id="rIdgxagq-w2k6wz4bhtefo2c">
         <w:r>
           <w:rPr>
             <w:rStyle w:val="Hyperlink"/>
